--- a/zht/docx/01.content.docx
+++ b/zht/docx/01.content.docx
@@ -136,13 +136,6 @@
         <w:rPr>
           <w:lang w:val="zh_TW" w:bidi="zh_TW"/>
         </w:rPr>
-      </w:r>
-      <w:r>
-        <w:rPr>
-          <w:i/>
-          <w:lang w:val="zh_TW" w:bidi="zh_TW"/>
-        </w:rPr>
-        <w:t>創世記 1:1, 創世記 1:2, 創世記 1:3, 創世記 1:7–8, 創世記 1:10, 創世記 1:11–12, 創世記 1:14, 創世記 1:16, 創世記 1:21, 創世記 1:22, 創世記 1:26, 創世記 1:26 (#2), 創世記 1:27, 創世記 1:28, 創世記 1:29, 創世記 1:31, 創世記 2:2–3, 創世記 2:6, 創世記 2:7, 創世記 2:8, 創世記 2:9, 創世記 2:15, 創世記 2:16–17, 創世記 2:17, 創世記 2:18, 創世記 2:19, 創世記 2:20, 創世記 2:22, 創世記 2:23, 創世記 2:24, 創世記 2:25, 創世記 3:1, 創世記 3:4, 創世記 3:5, 創世記 3:6, 創世記 3:6 (#2), 創世記 3:7, 創世記 3:8, 創世記 3:10, 創世記 3:12, 創世記 3:13, 創世記 3:15, 創世記 3:16, 創世記 3:17, 創世記 3:20, 創世記 3:21, 創世記 3:22, 創世記 3:24, 創世記 4:2, 創世記 4:3, 創世記 4:4, 創世記 4:4–5, 創世記 4:5, 創世記 4:7, 創世記 4:8, 創世記 4:9, 創世記 4:12, 創世記 4:15, 創世記 4:16, 創世記 4:19, 創世記 4:23, 創世記 4:25, 創世記 4:26, 創世記 5:1, 創世記 5:1 (#2), 創世記 5:2, 創世記 5:5, 創世記 5:8, 創世記 5:14, 創世記 5:20, 創世記 5:24, 創世記 5:29, 創世記 5:32, 創世記 6:2, 創世記 6:3, 創世記 6:4, 創世記 6:5, 創世記 6:7, 創世記 6:8, 創世記 6:9, 創世記 6:14, 創世記 6:17, 創世記 6:18, 創世記 6:18 (#2), 創世記 6:19, 創世記 6:22, 創世記 7:2, 創世記 7:4, 創世記 7:6, 創世記 7:9, 創世記 7:11, 創世記 7:16, 創世記 7:20, 創世記 7:21, 創世記 7:23, 創世記 8:1–2, 創世記 8:4, 創世記 8:9, 創世記 8:11, 創世記 8:12, 創世記 8:13, 創世記 8:17, 創世記 8:20, 創世記 8:21, 創世記 8:21 (#2), 創世記 9:1, 創世記 9:3, 創世記 9:4, 創世記 9:4 (#2), 創世記 9:5–6, 創世記 9:6, 創世記 9:9–11, 創世記 9:13, 創世記 9:15, 創世記 9:16–17, 創世記 9:18, 創世記 9:20–21, 創世記 9:23, 創世記 9:25, 創世記 9:26–27, 創世記 10:5, 創世記 10:9, 創世記 10:10, 創世記 10:11, 創世記 10:15, 創世記 10:20, 創世記 10:25, 創世記 10:31, 創世記 10:32, 創世記 11:1, 創世記 11:2, 創世記 11:4, 創世記 11:4 (#2), 創世記 11:7, 創世記 11:7 (#2), 創世記 11:8, 創世記 11:9, 創世記 11:10, 創世記 11:26, 創世記 11:27, 創世記 11:28, 創世記 11:29, 創世記 11:30, 創世記 11:31, 創世記 12:1, 創世記 12:2–3, 創世記 12:5, 創世記 12:5 (#2), 創世記 12:7, 創世記 12:8, 創世記 12:10, 創世記 12:12, 創世記 12:13, 創世記 12:15, 創世記 12:17, 創世記 12:18–19, 創世記 12:20, 創世記 13:1, 創世記 13:2, 創世記 13:6–7, 創世記 13:9, 創世記 13:10–11, 創世記 13:12, 創世記 13:13, 創世記 13:14–15, 創世記 13:16, 創世記 13:18, 創世記 14:11–12, 創世記 14:14, 創世記 14:15–16, 創世記 14:17–18, 創世記 14:18, 創世記 14:18 (#2), 創世記 14:19–20, 創世記 14:20, 創世記 14:21, 創世記 14:22–23, 創世記 14:23–24, 創世記 15:1, 創世記 15:2–3, 創世記 15:4, 創世記 15:5, 創世記 15:6, 創世記 15:8, 創世記 15:10, 創世記 15:12, 創世記 15:13, 創世記 15:14, 創世記 15:15, 創世記 15:16, 創世記 15:17, 創世記 15:18–21, 創世記 16:1–2, 創世記 16:4, 創世記 16:5–6, 創世記 16:6, 創世記 16:9, 創世記 16:10, 創世記 16:11, 創世記 16:12, 創世記 16:13, 創世記 16:16, 創世記 17:1, 創世記 17:1 (#2), 創世記 17:5, 創世記 17:8, 創世記 17:8 (#2), 創世記 17:10–11, 創世記 17:12, 創世記 17:12–13, 創世記 17:14, 創世記 17:15, 創世記 17:16, 創世記 17:17, 創世記 17:19, 創世記 17:19 (#2), 創世記 17:20, 創世記 17:21, 創世記 17:24–27, 創世記 17:25, 創世記 18:2, 創世記 18:4–5, 創世記 18:9, 創世記 18:10, 創世記 18:12, 創世記 18:14, 創世記 18:16, 創世記 18:17, 創世記 18:19, 創世記 18:20–21, 創世記 18:23, 創世記 18:26, 創世記 18:28, 創世記 18:29, 創世記 18:30, 創世記 18:31, 創世記 18:32, 創世記 19:2, 創世記 19:2 (#2), 創世記 19:3, 創世記 19:5, 創世記 19:8, 創世記 19:9, 創世記 19:11, 創世記 19:13, 創世記 19:14, 創世記 19:15, 創世記 19:16, 創世記 19:17, 創世記 19:22, 創世記 19:24, 創世記 19:26, 創世記 19:28, 創世記 19:30, 創世記 19:31–32, 創世記 19:37–38, 創世記 20:1–2, 創世記 20:3, 創世記 20:5, 創世記 20:7, 創世記 20:8, 創世記 20:11, 創世記 20:12, 創世記 20:16, 創世記 20:16 (#2), 創世記 20:17, 創世記 21:2, 創世記 21:4, 創世記 21:6, 創世記 21:9, 創世記 21:10, 創世記 21:11, 創世記 21:12, 創世記 21:14, 創世記 21:18, 創世記 21:19, 創世記 21:20–21, 創世記21:23, 創世記 21:25, 創世記 21:28–30, 創世記 21:32, 創世記 21:33, 創世記 21:34, 創世記 22:1–2, 創世記 22:3, 創世記 22:5, 創世記 22:7, 創世記 22:8, 創世記 22:9, 創世記 22:12, 創世記 22:12 (#2), 創世記 22:13, 創世記 22:14, 創世記 22:16–17, 創世記 22:18, 創世記 23:2, 創世記 23:3–4, 創世記 23:5–6, 創世記 23:10–11, 創世記 23:12–13, 創世記 23:14–15, 創世記 23:14–16, 創世記 23:17–18, 創世記 23:19, 創世記 24:2–4, 創世記 24:5–6, 創世記 24:12–14, 創世記 24:15, 創世記 24:17–18, 創世記 24:19, 創世記 24:26–27, 創世記 24:29, 創世記 24:31, 創世記 24:33, 創世記 24:40, 創世記 24:47, 創世記 24:50–51, 創世記 24:52–53, 創世記 24:54–55, 創世記 24:56–58, 創世記 24:60, 創世記 24:63, 創世記 24:64–65, 創世記 24:67, 創世記 25:1, 創世記 25:5–6, 創世記 25:7, 創世記 25:9, 創世記 25:18, 創世記 25:21, 創世記 25:23, 創世記 25:25, 創世記 25:26, 創世記 25:27, 創世記 25:27 (#2), 創世記 25:28, 創世記 25:30, 創世記 25:31, 創世記 25:33, 創世記 25:34, 創世記 26:1, 創世記 26:2, 創世記 26:3, 創世記 26:5, 創世記 26:7, 創世記 26:9–10, 創世記 26:11, 創世記 26:16, 創世記 26:18, 創世記 26:22, 創世記 26:23–24, 創世記 26:28–29, 創世記 26:30–31, 創世記 26:34, 創世記 26:35, 創世記 27:1, 創世記 27:3–4, 創世記 27:8–10, 創世記 27:11–12, 創世記 27:15–16, 創世記 27:20, 創世記 27:22–23, 創世記 27:24, 創世記 27:26–27, 創世記 27:29, 創世記 27:30–31, 創世記 27:34–35, 創世記 27:36, 創世記 27:39–40, 創世記 27:41, 創世記 27:43, 創世記 28:1, 創世記 28:2, 創世記 28:4, 創世記 28:8–9, 創世記 28:12–13, 創世記 28:13, 創世記 28:13 (#2), 創世記 28:17, 創世記 28:19, 創世記 28:20–21, 創世記 28:22, 創世記 29:4, 創世記 29:6, 創世記 29:10, 創世記 29:12, 創世記 29:13, 創世記 29:16–17, 創世記 29:18, 創世記 29:20, 創世記 29:23–25, 創世記 29:24, 創世記 29:26, 創世記 29:27, 創世記 29:29, 創世記 29:31, 創世記 29:32, 創世記 29:32 (#2), 創世記 29:35, 創世記 30:2, 創世記 30:3, 創世記 30:7–8, 創世記 30:9, 創世記 30:10–11, 創世記 30:14–15, 創世記 30:20, 創世記 30:23, 創世記 30:25–26, 創世記 30:27, 創世記 30:32, 創世記 30:35–36, 創世記 30:37, 創世記 30:38, 創世記 30:39, 創世記 30:42, 創世記 31:1–2, 創世記 31:3, 創世記 31:8–9, 創世記 31:14–15, 創世記 31:19, 創世記 31:20, 創世記 31:22–23, 創世記 31:24, 創世記 31:31, 創世記 31:32, 創世記 31:34–35, 創世記 31:41, 創世記 31:43, 創世記 31:46, 創世記 31:49–50, 創世記 31:51–52, 創世記 31:52, 創世記 31:53, 創世記 31:55, 創世記 32:3, 創世記 32:5, 創世記 32:7–8, 創世記 32:11, 創世記 32:12, 創世記 32:20, 創世記 32:22, 創世記 32:24, 創世記 32:25, 創世記 32:26, 創世記 32:28, 創世記 32:30, 創世記 32:32, 創世記 33:2–3, 創世記 33:3, 創世記 33:4, 創世記 33:9, 創世記 33:11, 創世記 33:12–14, 創世記 33:14, 創世記 33:17, 創世記 33:18–19, 創世記 34:2, 創世記 34:5, 創世記 34:7, 創世記 34:8–9, 創世記 34:12, 創世記 34:13, 創世記 34:15, 創世記 34:23, 創世記 34:24, 創世記 34:25, 創世記 34:27–29, 創世記 34:30, 創世記 34:31, 創世記 35:1, 創世記 35:2, 創世記 35:5, 創世記 35:7, 創世記 35:10, 創世記 35:12, 創世記 35:18–19, 創世記 35:22, 創世記 35:22 (#2), 創世記 35:24, 創世記 35:28, 創世記 35:29, 創世記 36:1, 創世記 36:2, 創世記 36:6–7, 創世記 36:8, 創世記 36:12, 創世記 36:15–16, 創世記 36:20, 創世記 36:31, 創世記 36:43, 創世記 37:1, 創世記 37:2, 創世記 37:3, 創世記 37:4, 創世記 37:7, 創世記 37:8, 創世記 37:9, 創世記 37:10, 創世記 37:14, 創世記 37:20, 創世記 37:22, 創世記 37:28, 創世記 37:28 (#2), 創世記 37:31–32, 創世記 37:34, 創世記 37:36, 創世記 38:2, 創世記 38:7, 創世記 38:9, 創世記 38:10, 創世記 38:11, 創世記 38:12, 創世記 38:14, 創世記 38:14 (#2), 創世記 38:18, 創世記 38:21, 創世記 38:24, 創世記 38:25, 創世記 38:26, 創世記 38:27, 創世記 38:28, 創世記 38:29–30, 創世記 39:1, 創世記 39:3–4, 創世記 39:6, 創世記 39:7, 創世記 39:8–9, 創世記 39:12, 創世記 39:14–15, 創世記 39:19–20, 創世記 39:21, 創世記 39:22, 創世記 39:23, 創世記 40:1, 創世記 40:5, 創世記 40:7–8, 創世記 40:8, 創世記 40:12–13, 創世記 40:14, 創世記 40:18–19, 創世記 40:20, 創世記 40:21–22, 創世記 40:23, 創世記 41:4, 創世記 41:7, 創世記 41:8, 創世記 41:12–13, 創世記 41:16, 創世記 41:25, 創世記 41:26, 創世記 41:27, 創世記 41:32, 創世記 41:34, 創世記 41:38, 創世記 41:40–41, 創世記 41:48–49, 創世記 41:50–52, 創世記 41:54, 創世記 41:55–56, 創世記 41:57, 創世記 42:1–4, 創世記 42:6, 創世記 42:7, 創世記 42:9, 創世記 42:13, 創世記 42:13 (#2), 創世記 42:15, 創世記 42:17, 創世記 42:18–20, 創世記 42:21–22, 創世記 42:24, 創世記 42:25, 創世記 42:28, 創世記 42:28 (#2), 創世記 42:35, 創世記 42:36, 創世記 42:37, 創世記 42:38, 創世記 42:38 (#2), 創世記 43:1–2, 創世記 43:3–5, 創世記 43:9, 創世記 43:11–12, 創世記 43:14, 創世記 43:18, 創世記 43:21–22, 創世記 43:23, 創世記 43:26, 創世記 43:27, 創世記 43:30, 創世記 43:32, 創世記 43:33, 創世記 43:34, 創世記 44:1–2, 創世記 44:4–5, 創世記 44:9, 創世記 44:10, 創世記 44:12–13, 創世記 44:14, 創世記 44:16, 創世記 44:16 (#2), 創世記 44:17, 創世記 44:20, 創世記 44:22, 創世記 44:23, 創世記 44:26, 創世記 44:28, 創世記 44:29, 創世記 44:31, 創世記 44:32, 創世記 44:33, 創世記 45:1–2, 創世記 45:3, 創世記 45:7, 創世記 45:8, 創世記 45:9–11, 創世記 45:13, 創世記 45:16–18, 創世記 45:21–23, 創世記 45:26, 創世記 45:28, 創世記 46:1, 創世記 46:3–4, 創世記 46:5–7, 創世記 46:12, 創世記 46:27, 創世記 46:29, 創世記 46:29 (#2), 創世記 46:34, 創世記 47:3, 創世記 47:4, 創世記 47:6, 創世記 47:7, 創世記 47:9, 創世記 47:9 (#2), 創世記 47:10, 創世記 47:14, 創世記 47:16–17, 創世記 47:18–19, 創世記 47:24, 創世記 47:27, 創世記 47:28, 創世記 47:30, 創世記 48:1, 創世記 48:4, 創世記 48:5–6, 創世記 48:8–10, 創世記 48:14, 創世記 48:14 (#2), 創世記 48:17–18, 創世記 48:19, 創世記 48:20, 創世記 48:21, 創世記 49:1, 創世記 49:3, 創世記 49:4, 創世記 49:7, 創世記 49:8, 創世記 49:10, 創世記 49:13, 創世記 49:17, 創世記 49:20, 創世記 49:22, 創世記 49:24, 創世記 49:31, 創世記 49:33, 創世記 50:2–3, 創世記 50:4–6, 創世記 50:7–9, 創世記 50:11, 創世記 50:14, 創世記 50:15, 創世記 50:17, 創世記 50:18, 創世記 50:20, 創世記 50:22, 創世記 50:24, 創世記 50:24 (#2), 創世記 50:25, 創世記 50:26</w:t>
       </w:r>
       <w:r>
         <w:rPr>

--- a/zht/docx/01.content.docx
+++ b/zht/docx/01.content.docx
@@ -123,19 +123,6 @@
           <w:lang w:val="zh_TW" w:bidi="zh_TW"/>
         </w:rPr>
         <w:t>GEN</w:t>
-      </w:r>
-      <w:r>
-        <w:rPr>
-          <w:lang w:val="zh_TW" w:bidi="zh_TW"/>
-        </w:rPr>
-      </w:r>
-    </w:p>
-    <w:p>
-      <w:pPr/>
-      <w:r>
-        <w:rPr>
-          <w:lang w:val="zh_TW" w:bidi="zh_TW"/>
-        </w:rPr>
       </w:r>
       <w:r>
         <w:rPr>

--- a/zht/docx/01.content.docx
+++ b/zht/docx/01.content.docx
@@ -19,7 +19,7 @@
         <w:rPr>
           <w:lang w:val="zh_TW" w:bidi="zh_TW"/>
         </w:rPr>
-        <w:t>Resource: 翻譯問題 (unfoldingWord)</w:t>
+        <w:t>Resource: unfoldingWord® Translation Questions</w:t>
       </w:r>
       <w:r>
         <w:rPr>
@@ -85,7 +85,7 @@
         <w:rPr>
           <w:lang w:val="zh_TW" w:bidi="zh_TW"/>
         </w:rPr>
-        <w:t>翻譯問題 (unfoldingWord)</w:t>
+        <w:t>unfoldingWord® Translation Questions</w:t>
       </w:r>
     </w:p>
     <w:p>
